--- a/docs/templates/Modelo - Documentacao de Relatorio.docx
+++ b/docs/templates/Modelo - Documentacao de Relatorio.docx
@@ -111,8 +111,6 @@
       <w:pPr>
         <w:pStyle w:val="Heading1"/>
       </w:pPr>
-      <w:bookmarkStart w:colFirst="0" w:colLast="0" w:name="sec_indice_8d5f90" w:id="1"/>
-      <w:bookmarkEnd w:id="1"/>
       <w:r>
         <w:rPr>
           <w:rFonts w:ascii="Calibri" w:cs="Calibri" w:eastAsia="Calibri" w:hAnsi="Calibri"/>
@@ -132,18 +130,16 @@
         <w:ind w:left="240"/>
         <w:jc w:val="left"/>
       </w:pPr>
-      <w:hyperlink w:anchor="sec_informacoes_2d7075">
-        <w:r>
-          <w:rPr>
-            <w:rFonts w:ascii="Calibri Light" w:cs="Calibri Light" w:eastAsia="Calibri Light" w:hAnsi="Calibri Light"/>
-            <w:color w:val="2563eb"/>
-            <w:sz w:val="22"/>
-            <w:szCs w:val="22"/>
-            <w:rtl w:val="0"/>
-          </w:rPr>
-          <w:t xml:space="preserve">Informações gerais</w:t>
-        </w:r>
-      </w:hyperlink>
+      <w:r>
+        <w:rPr>
+          <w:rFonts w:ascii="Calibri Light" w:cs="Calibri Light" w:eastAsia="Calibri Light" w:hAnsi="Calibri Light"/>
+          <w:color w:val="2563eb"/>
+          <w:sz w:val="22"/>
+          <w:szCs w:val="22"/>
+          <w:rtl w:val="0"/>
+        </w:rPr>
+        <w:t xml:space="preserve">Informações gerais</w:t>
+      </w:r>
     </w:p>
     <w:p>
       <w:pPr>
@@ -151,18 +147,16 @@
         <w:ind w:left="240"/>
         <w:jc w:val="left"/>
       </w:pPr>
-      <w:hyperlink w:anchor="sec_paginas_58d9a7">
-        <w:r>
-          <w:rPr>
-            <w:rFonts w:ascii="Calibri Light" w:cs="Calibri Light" w:eastAsia="Calibri Light" w:hAnsi="Calibri Light"/>
-            <w:color w:val="2563eb"/>
-            <w:sz w:val="22"/>
-            <w:szCs w:val="22"/>
-            <w:rtl w:val="0"/>
-          </w:rPr>
-          <w:t xml:space="preserve">Páginas e visuais</w:t>
-        </w:r>
-      </w:hyperlink>
+      <w:r>
+        <w:rPr>
+          <w:rFonts w:ascii="Calibri Light" w:cs="Calibri Light" w:eastAsia="Calibri Light" w:hAnsi="Calibri Light"/>
+          <w:color w:val="2563eb"/>
+          <w:sz w:val="22"/>
+          <w:szCs w:val="22"/>
+          <w:rtl w:val="0"/>
+        </w:rPr>
+        <w:t xml:space="preserve">Páginas e visuais</w:t>
+      </w:r>
     </w:p>
     <w:p>
       <w:pPr>
@@ -170,18 +164,16 @@
         <w:ind w:left="240"/>
         <w:jc w:val="left"/>
       </w:pPr>
-      <w:hyperlink w:anchor="sec_medidas_3f01bf">
-        <w:r>
-          <w:rPr>
-            <w:rFonts w:ascii="Calibri Light" w:cs="Calibri Light" w:eastAsia="Calibri Light" w:hAnsi="Calibri Light"/>
-            <w:color w:val="2563eb"/>
-            <w:sz w:val="22"/>
-            <w:szCs w:val="22"/>
-            <w:rtl w:val="0"/>
-          </w:rPr>
-          <w:t xml:space="preserve">Medidas</w:t>
-        </w:r>
-      </w:hyperlink>
+      <w:r>
+        <w:rPr>
+          <w:rFonts w:ascii="Calibri Light" w:cs="Calibri Light" w:eastAsia="Calibri Light" w:hAnsi="Calibri Light"/>
+          <w:color w:val="2563eb"/>
+          <w:sz w:val="22"/>
+          <w:szCs w:val="22"/>
+          <w:rtl w:val="0"/>
+        </w:rPr>
+        <w:t xml:space="preserve">Medidas</w:t>
+      </w:r>
     </w:p>
     <w:p>
       <w:pPr>
@@ -189,18 +181,16 @@
         <w:ind w:left="240"/>
         <w:jc w:val="left"/>
       </w:pPr>
-      <w:hyperlink w:anchor="sec_campos_b841de">
-        <w:r>
-          <w:rPr>
-            <w:rFonts w:ascii="Calibri Light" w:cs="Calibri Light" w:eastAsia="Calibri Light" w:hAnsi="Calibri Light"/>
-            <w:color w:val="2563eb"/>
-            <w:sz w:val="22"/>
-            <w:szCs w:val="22"/>
-            <w:rtl w:val="0"/>
-          </w:rPr>
-          <w:t xml:space="preserve">Campos do dataset</w:t>
-        </w:r>
-      </w:hyperlink>
+      <w:r>
+        <w:rPr>
+          <w:rFonts w:ascii="Calibri Light" w:cs="Calibri Light" w:eastAsia="Calibri Light" w:hAnsi="Calibri Light"/>
+          <w:color w:val="2563eb"/>
+          <w:sz w:val="22"/>
+          <w:szCs w:val="22"/>
+          <w:rtl w:val="0"/>
+        </w:rPr>
+        <w:t xml:space="preserve">Campos do dataset</w:t>
+      </w:r>
     </w:p>
     <w:p>
       <w:pPr>
@@ -208,18 +198,16 @@
         <w:ind w:left="240"/>
         <w:jc w:val="left"/>
       </w:pPr>
-      <w:hyperlink w:anchor="sec_filtros_d5c943">
-        <w:r>
-          <w:rPr>
-            <w:rFonts w:ascii="Calibri Light" w:cs="Calibri Light" w:eastAsia="Calibri Light" w:hAnsi="Calibri Light"/>
-            <w:color w:val="2563eb"/>
-            <w:sz w:val="22"/>
-            <w:szCs w:val="22"/>
-            <w:rtl w:val="0"/>
-          </w:rPr>
-          <w:t xml:space="preserve">Filtros, bookmarks e navegação</w:t>
-        </w:r>
-      </w:hyperlink>
+      <w:r>
+        <w:rPr>
+          <w:rFonts w:ascii="Calibri Light" w:cs="Calibri Light" w:eastAsia="Calibri Light" w:hAnsi="Calibri Light"/>
+          <w:color w:val="2563eb"/>
+          <w:sz w:val="22"/>
+          <w:szCs w:val="22"/>
+          <w:rtl w:val="0"/>
+        </w:rPr>
+        <w:t xml:space="preserve">Filtros, bookmarks e navegação</w:t>
+      </w:r>
     </w:p>
     <w:p>
       <w:pPr>
@@ -227,18 +215,16 @@
         <w:ind w:left="240"/>
         <w:jc w:val="left"/>
       </w:pPr>
-      <w:hyperlink w:anchor="sec_conexao_21f870">
-        <w:r>
-          <w:rPr>
-            <w:rFonts w:ascii="Calibri Light" w:cs="Calibri Light" w:eastAsia="Calibri Light" w:hAnsi="Calibri Light"/>
-            <w:color w:val="2563eb"/>
-            <w:sz w:val="22"/>
-            <w:szCs w:val="22"/>
-            <w:rtl w:val="0"/>
-          </w:rPr>
-          <w:t xml:space="preserve">Conexão, tema e alertas</w:t>
-        </w:r>
-      </w:hyperlink>
+      <w:r>
+        <w:rPr>
+          <w:rFonts w:ascii="Calibri Light" w:cs="Calibri Light" w:eastAsia="Calibri Light" w:hAnsi="Calibri Light"/>
+          <w:color w:val="2563eb"/>
+          <w:sz w:val="22"/>
+          <w:szCs w:val="22"/>
+          <w:rtl w:val="0"/>
+        </w:rPr>
+        <w:t xml:space="preserve">Conexão, tema e alertas</w:t>
+      </w:r>
     </w:p>
     <w:p>
       <w:pPr>
@@ -250,8 +236,6 @@
         <w:pStyle w:val="Heading1"/>
         <w:pageBreakBefore w:val="1"/>
       </w:pPr>
-      <w:bookmarkStart w:colFirst="0" w:colLast="0" w:name="sec_informacoes_2d7075" w:id="2"/>
-      <w:bookmarkEnd w:id="2"/>
       <w:r>
         <w:rPr>
           <w:rFonts w:ascii="Calibri" w:cs="Calibri" w:eastAsia="Calibri" w:hAnsi="Calibri"/>
@@ -2002,8 +1986,6 @@
         <w:pStyle w:val="Heading1"/>
         <w:pageBreakBefore w:val="1"/>
       </w:pPr>
-      <w:bookmarkStart w:colFirst="0" w:colLast="0" w:name="sec_paginas_58d9a7" w:id="3"/>
-      <w:bookmarkEnd w:id="3"/>
       <w:r>
         <w:rPr>
           <w:rFonts w:ascii="Calibri" w:cs="Calibri" w:eastAsia="Calibri" w:hAnsi="Calibri"/>
@@ -3806,8 +3788,6 @@
         <w:pStyle w:val="Heading1"/>
         <w:pageBreakBefore w:val="1"/>
       </w:pPr>
-      <w:bookmarkStart w:colFirst="0" w:colLast="0" w:name="sec_medidas_3f01bf" w:id="4"/>
-      <w:bookmarkEnd w:id="4"/>
       <w:r>
         <w:rPr>
           <w:rFonts w:ascii="Calibri" w:cs="Calibri" w:eastAsia="Calibri" w:hAnsi="Calibri"/>
@@ -4553,8 +4533,6 @@
         <w:pStyle w:val="Heading1"/>
         <w:pageBreakBefore w:val="1"/>
       </w:pPr>
-      <w:bookmarkStart w:colFirst="0" w:colLast="0" w:name="sec_campos_b841de" w:id="5"/>
-      <w:bookmarkEnd w:id="5"/>
       <w:r>
         <w:rPr>
           <w:rFonts w:ascii="Calibri" w:cs="Calibri" w:eastAsia="Calibri" w:hAnsi="Calibri"/>
@@ -6068,8 +6046,6 @@
         <w:pStyle w:val="Heading1"/>
         <w:pageBreakBefore w:val="1"/>
       </w:pPr>
-      <w:bookmarkStart w:colFirst="0" w:colLast="0" w:name="sec_filtros_d5c943" w:id="6"/>
-      <w:bookmarkEnd w:id="6"/>
       <w:r>
         <w:rPr>
           <w:rFonts w:ascii="Calibri" w:cs="Calibri" w:eastAsia="Calibri" w:hAnsi="Calibri"/>
@@ -6857,8 +6833,6 @@
         <w:pStyle w:val="Heading1"/>
         <w:pageBreakBefore w:val="1"/>
       </w:pPr>
-      <w:bookmarkStart w:colFirst="0" w:colLast="0" w:name="sec_conexao_21f870" w:id="7"/>
-      <w:bookmarkEnd w:id="7"/>
       <w:r>
         <w:rPr>
           <w:rFonts w:ascii="Calibri" w:cs="Calibri" w:eastAsia="Calibri" w:hAnsi="Calibri"/>
